--- a/evidence_graph/Evidence_graph.docx
+++ b/evidence_graph/Evidence_graph.docx
@@ -369,7 +369,7 @@
           <w:sz w:val="22"/>
           <w:szCs w:val="22"/>
         </w:rPr>
-        <w:t>: file:///home/vkorob/Documents/git/multi-omic_CCC_analysis/03c_crossModality_plots.html</w:t>
+        <w:t>: file:///home/vkorob/Documents/git/multimodal_CCC_hippocampus_aging/03c_crossModality_plots.html</w:t>
       </w:r>
     </w:p>
     <w:p>
@@ -608,25 +608,25 @@
           <w:sz w:val="22"/>
           <w:szCs w:val="22"/>
         </w:rPr>
-        <w:t>file:///home/vkorob/Documents/git/multi-omic_CCC_analysis/09_STARmapPLUS_BivariateMoransI.html#top-5-cells-coloured-by-cell-type</w:t>
-      </w:r>
-    </w:p>
-    <w:p>
-      <w:pPr>
-        <w:pStyle w:val="LOnormal"/>
-        <w:rPr>
-          <w:rFonts w:ascii="Ubuntu" w:hAnsi="Ubuntu"/>
-          <w:sz w:val="22"/>
-          <w:szCs w:val="22"/>
-        </w:rPr>
-      </w:pPr>
-      <w:r>
-        <w:rPr>
-          <w:rFonts w:ascii="Ubuntu" w:hAnsi="Ubuntu"/>
-          <w:sz w:val="22"/>
-          <w:szCs w:val="22"/>
-        </w:rPr>
-        <w:t>file:///home/vkorob/Documents/git/multi-omic_CCC_analysis/10_STARmapPLUS_BivariateMoransI_AgeComparison.html</w:t>
+        <w:t>file:///home/vkorob/Documents/git/multimodal_CCC_hippocampus_aging/09_STARmapPLUS_BivariateMoransI.html#top-5-cells-coloured-by-cell-type</w:t>
+      </w:r>
+    </w:p>
+    <w:p>
+      <w:pPr>
+        <w:pStyle w:val="LOnormal"/>
+        <w:rPr>
+          <w:rFonts w:ascii="Ubuntu" w:hAnsi="Ubuntu"/>
+          <w:sz w:val="22"/>
+          <w:szCs w:val="22"/>
+        </w:rPr>
+      </w:pPr>
+      <w:r>
+        <w:rPr>
+          <w:rFonts w:ascii="Ubuntu" w:hAnsi="Ubuntu"/>
+          <w:sz w:val="22"/>
+          <w:szCs w:val="22"/>
+        </w:rPr>
+        <w:t>file:///home/vkorob/Documents/git/multimodal_CCC_hippocampus_aging/10_STARmapPLUS_BivariateMoransI_AgeComparison.html</w:t>
       </w:r>
     </w:p>
     <w:p>
@@ -874,25 +874,25 @@
           <w:sz w:val="22"/>
           <w:szCs w:val="22"/>
         </w:rPr>
-        <w:t>file:///home/vkorob/Documents/git/multi-omic_CCC_analysis/09b_STARmapPLUS_stlearn.html</w:t>
-      </w:r>
-    </w:p>
-    <w:p>
-      <w:pPr>
-        <w:pStyle w:val="LOnormal"/>
-        <w:rPr>
-          <w:rFonts w:ascii="Ubuntu" w:hAnsi="Ubuntu"/>
-          <w:sz w:val="22"/>
-          <w:szCs w:val="22"/>
-        </w:rPr>
-      </w:pPr>
-      <w:r>
-        <w:rPr>
-          <w:rFonts w:ascii="Ubuntu" w:hAnsi="Ubuntu"/>
-          <w:sz w:val="22"/>
-          <w:szCs w:val="22"/>
-        </w:rPr>
-        <w:t>file:///home/vkorob/Documents/git/multi-omic_CCC_analysis/10b_STARmapPLUS_stlearn_Age_comparison.html</w:t>
+        <w:t>file:///home/vkorob/Documents/git/multimodal_CCC_hippocampus_aging/09b_STARmapPLUS_stlearn.html</w:t>
+      </w:r>
+    </w:p>
+    <w:p>
+      <w:pPr>
+        <w:pStyle w:val="LOnormal"/>
+        <w:rPr>
+          <w:rFonts w:ascii="Ubuntu" w:hAnsi="Ubuntu"/>
+          <w:sz w:val="22"/>
+          <w:szCs w:val="22"/>
+        </w:rPr>
+      </w:pPr>
+      <w:r>
+        <w:rPr>
+          <w:rFonts w:ascii="Ubuntu" w:hAnsi="Ubuntu"/>
+          <w:sz w:val="22"/>
+          <w:szCs w:val="22"/>
+        </w:rPr>
+        <w:t>file:///home/vkorob/Documents/git/multimodal_CCC_hippocampus_aging/10b_STARmapPLUS_stlearn_Age_comparison.html</w:t>
       </w:r>
     </w:p>
     <w:p>
@@ -1139,7 +1139,7 @@
           <w:sz w:val="22"/>
           <w:szCs w:val="22"/>
         </w:rPr>
-        <w:t>file:///home/vkorob/Documents/git/multi-omic_CCC_analysis/11_Proteomics_LR_AgeTrends.html</w:t>
+        <w:t>file:///home/vkorob/Documents/git/multimodal_CCC_hippocampus_aging/11_Proteomics_LR_AgeTrends.html</w:t>
       </w:r>
     </w:p>
     <w:p>
@@ -1399,7 +1399,7 @@
           <w:sz w:val="22"/>
           <w:szCs w:val="22"/>
         </w:rPr>
-        <w:t>file:///home/vkorob/Documents/git/multi-omic_CCC_analysis/11_Proteomics_LR_AgeTrends.html</w:t>
+        <w:t>file:///home/vkorob/Documents/git/multimodal_CCC_hippocampus_aging/11_Proteomics_LR_AgeTrends.html</w:t>
       </w:r>
     </w:p>
     <w:p>
@@ -1893,7 +1893,7 @@
           <w:sz w:val="22"/>
           <w:szCs w:val="22"/>
         </w:rPr>
-        <w:t>: file:///home/vkorob/Documents/git/multi-omic_CCC_analysis/03c_crossModality_plots.html</w:t>
+        <w:t>: file:///home/vkorob/Documents/git/multimodal_CCC_hippocampus_aging/03c_crossModality_plots.html</w:t>
       </w:r>
     </w:p>
     <w:p>
@@ -2114,25 +2114,25 @@
           <w:sz w:val="22"/>
           <w:szCs w:val="22"/>
         </w:rPr>
-        <w:t>file:///home/vkorob/Documents/git/multi-omic_CCC_analysis/09_STARmapPLUS_BivariateMoransI.html#top-5-cells-coloured-by-cell-type</w:t>
-      </w:r>
-    </w:p>
-    <w:p>
-      <w:pPr>
-        <w:pStyle w:val="LOnormal"/>
-        <w:rPr>
-          <w:rFonts w:ascii="Ubuntu" w:hAnsi="Ubuntu"/>
-          <w:sz w:val="22"/>
-          <w:szCs w:val="22"/>
-        </w:rPr>
-      </w:pPr>
-      <w:r>
-        <w:rPr>
-          <w:rFonts w:ascii="Ubuntu" w:hAnsi="Ubuntu"/>
-          <w:sz w:val="22"/>
-          <w:szCs w:val="22"/>
-        </w:rPr>
-        <w:t>file:///home/vkorob/Documents/git/multi-omic_CCC_analysis/10_STARmapPLUS_BivariateMoransI_AgeComparison.html</w:t>
+        <w:t>file:///home/vkorob/Documents/git/multimodal_CCC_hippocampus_aging/09_STARmapPLUS_BivariateMoransI.html#top-5-cells-coloured-by-cell-type</w:t>
+      </w:r>
+    </w:p>
+    <w:p>
+      <w:pPr>
+        <w:pStyle w:val="LOnormal"/>
+        <w:rPr>
+          <w:rFonts w:ascii="Ubuntu" w:hAnsi="Ubuntu"/>
+          <w:sz w:val="22"/>
+          <w:szCs w:val="22"/>
+        </w:rPr>
+      </w:pPr>
+      <w:r>
+        <w:rPr>
+          <w:rFonts w:ascii="Ubuntu" w:hAnsi="Ubuntu"/>
+          <w:sz w:val="22"/>
+          <w:szCs w:val="22"/>
+        </w:rPr>
+        <w:t>file:///home/vkorob/Documents/git/multimodal_CCC_hippocampus_aging/10_STARmapPLUS_BivariateMoransI_AgeComparison.html</w:t>
       </w:r>
     </w:p>
     <w:p>
@@ -2362,25 +2362,25 @@
           <w:sz w:val="22"/>
           <w:szCs w:val="22"/>
         </w:rPr>
-        <w:t>file:///home/vkorob/Documents/git/multi-omic_CCC_analysis/09b_STARmapPLUS_stlearn.html</w:t>
-      </w:r>
-    </w:p>
-    <w:p>
-      <w:pPr>
-        <w:pStyle w:val="LOnormal"/>
-        <w:rPr>
-          <w:rFonts w:ascii="Ubuntu" w:hAnsi="Ubuntu"/>
-          <w:sz w:val="22"/>
-          <w:szCs w:val="22"/>
-        </w:rPr>
-      </w:pPr>
-      <w:r>
-        <w:rPr>
-          <w:rFonts w:ascii="Ubuntu" w:hAnsi="Ubuntu"/>
-          <w:sz w:val="22"/>
-          <w:szCs w:val="22"/>
-        </w:rPr>
-        <w:t>file:///home/vkorob/Documents/git/multi-omic_CCC_analysis/10b_STARmapPLUS_stlearn_Age_comparison.html</w:t>
+        <w:t>file:///home/vkorob/Documents/git/multimodal_CCC_hippocampus_aging/09b_STARmapPLUS_stlearn.html</w:t>
+      </w:r>
+    </w:p>
+    <w:p>
+      <w:pPr>
+        <w:pStyle w:val="LOnormal"/>
+        <w:rPr>
+          <w:rFonts w:ascii="Ubuntu" w:hAnsi="Ubuntu"/>
+          <w:sz w:val="22"/>
+          <w:szCs w:val="22"/>
+        </w:rPr>
+      </w:pPr>
+      <w:r>
+        <w:rPr>
+          <w:rFonts w:ascii="Ubuntu" w:hAnsi="Ubuntu"/>
+          <w:sz w:val="22"/>
+          <w:szCs w:val="22"/>
+        </w:rPr>
+        <w:t>file:///home/vkorob/Documents/git/multimodal_CCC_hippocampus_aging/10b_STARmapPLUS_stlearn_Age_comparison.html</w:t>
       </w:r>
     </w:p>
     <w:p>
@@ -2606,7 +2606,7 @@
           <w:sz w:val="22"/>
           <w:szCs w:val="22"/>
         </w:rPr>
-        <w:t>file:///home/vkorob/Documents/git/multi-omic_CCC_analysis/11_Proteomics_LR_AgeTrends.html</w:t>
+        <w:t>file:///home/vkorob/Documents/git/multimodal_CCC_hippocampus_aging/11_Proteomics_LR_AgeTrends.html</w:t>
       </w:r>
     </w:p>
     <w:p>
@@ -2881,7 +2881,7 @@
           <w:sz w:val="22"/>
           <w:szCs w:val="22"/>
         </w:rPr>
-        <w:t>file:///home/vkorob/Documents/git/multi-omic_CCC_analysis/11_Proteomics_LR_AgeTrends.html</w:t>
+        <w:t>file:///home/vkorob/Documents/git/multimodal_CCC_hippocampus_aging/11_Proteomics_LR_AgeTrends.html</w:t>
       </w:r>
     </w:p>
     <w:p>
